--- a/_docs/sobre.docx
+++ b/_docs/sobre.docx
@@ -60,6 +60,812 @@
     <w:p>
       <w:r>
         <w:br w:type="column"/>
+      </w:r>
+      <w:r>
+        <w:rPr>
+          <w:noProof/>
+        </w:rPr>
+        <w:lastRenderedPageBreak/>
+        <w:drawing>
+          <wp:inline distT="0" distB="0" distL="0" distR="0" wp14:anchorId="1DF3384A" wp14:editId="0CBE666B">
+            <wp:extent cx="5078730" cy="9972040"/>
+            <wp:effectExtent l="0" t="0" r="7620" b="0"/>
+            <wp:docPr id="1813874533" name="Imagem 4"/>
+            <wp:cNvGraphicFramePr>
+              <a:graphicFrameLocks xmlns:a="http://schemas.openxmlformats.org/drawingml/2006/main" noChangeAspect="1"/>
+            </wp:cNvGraphicFramePr>
+            <a:graphic xmlns:a="http://schemas.openxmlformats.org/drawingml/2006/main">
+              <a:graphicData uri="http://schemas.openxmlformats.org/drawingml/2006/picture">
+                <pic:pic xmlns:pic="http://schemas.openxmlformats.org/drawingml/2006/picture">
+                  <pic:nvPicPr>
+                    <pic:cNvPr id="0" name="Picture 4"/>
+                    <pic:cNvPicPr>
+                      <a:picLocks noChangeAspect="1" noChangeArrowheads="1"/>
+                    </pic:cNvPicPr>
+                  </pic:nvPicPr>
+                  <pic:blipFill>
+                    <a:blip r:embed="rId5">
+                      <a:extLst>
+                        <a:ext uri="{28A0092B-C50C-407E-A947-70E740481C1C}">
+                          <a14:useLocalDpi xmlns:a14="http://schemas.microsoft.com/office/drawing/2010/main" val="0"/>
+                        </a:ext>
+                      </a:extLst>
+                    </a:blip>
+                    <a:srcRect/>
+                    <a:stretch>
+                      <a:fillRect/>
+                    </a:stretch>
+                  </pic:blipFill>
+                  <pic:spPr bwMode="auto">
+                    <a:xfrm>
+                      <a:off x="0" y="0"/>
+                      <a:ext cx="5078730" cy="9972040"/>
+                    </a:xfrm>
+                    <a:prstGeom prst="rect">
+                      <a:avLst/>
+                    </a:prstGeom>
+                    <a:noFill/>
+                    <a:ln>
+                      <a:noFill/>
+                    </a:ln>
+                  </pic:spPr>
+                </pic:pic>
+              </a:graphicData>
+            </a:graphic>
+          </wp:inline>
+        </w:drawing>
+      </w:r>
+      <w:r>
+        <w:rPr>
+          <w:noProof/>
+        </w:rPr>
+        <w:lastRenderedPageBreak/>
+        <w:drawing>
+          <wp:inline distT="0" distB="0" distL="0" distR="0" wp14:anchorId="16C33086" wp14:editId="27960B2C">
+            <wp:extent cx="5078730" cy="9972040"/>
+            <wp:effectExtent l="0" t="0" r="7620" b="0"/>
+            <wp:docPr id="1153909876" name="Imagem 3"/>
+            <wp:cNvGraphicFramePr>
+              <a:graphicFrameLocks xmlns:a="http://schemas.openxmlformats.org/drawingml/2006/main" noChangeAspect="1"/>
+            </wp:cNvGraphicFramePr>
+            <a:graphic xmlns:a="http://schemas.openxmlformats.org/drawingml/2006/main">
+              <a:graphicData uri="http://schemas.openxmlformats.org/drawingml/2006/picture">
+                <pic:pic xmlns:pic="http://schemas.openxmlformats.org/drawingml/2006/picture">
+                  <pic:nvPicPr>
+                    <pic:cNvPr id="0" name="Picture 3"/>
+                    <pic:cNvPicPr>
+                      <a:picLocks noChangeAspect="1" noChangeArrowheads="1"/>
+                    </pic:cNvPicPr>
+                  </pic:nvPicPr>
+                  <pic:blipFill>
+                    <a:blip r:embed="rId6">
+                      <a:extLst>
+                        <a:ext uri="{28A0092B-C50C-407E-A947-70E740481C1C}">
+                          <a14:useLocalDpi xmlns:a14="http://schemas.microsoft.com/office/drawing/2010/main" val="0"/>
+                        </a:ext>
+                      </a:extLst>
+                    </a:blip>
+                    <a:srcRect/>
+                    <a:stretch>
+                      <a:fillRect/>
+                    </a:stretch>
+                  </pic:blipFill>
+                  <pic:spPr bwMode="auto">
+                    <a:xfrm>
+                      <a:off x="0" y="0"/>
+                      <a:ext cx="5078730" cy="9972040"/>
+                    </a:xfrm>
+                    <a:prstGeom prst="rect">
+                      <a:avLst/>
+                    </a:prstGeom>
+                    <a:noFill/>
+                    <a:ln>
+                      <a:noFill/>
+                    </a:ln>
+                  </pic:spPr>
+                </pic:pic>
+              </a:graphicData>
+            </a:graphic>
+          </wp:inline>
+        </w:drawing>
+      </w:r>
+      <w:r>
+        <w:rPr>
+          <w:noProof/>
+        </w:rPr>
+        <w:lastRenderedPageBreak/>
+        <w:drawing>
+          <wp:inline distT="0" distB="0" distL="0" distR="0" wp14:anchorId="59293CA6" wp14:editId="71F78A70">
+            <wp:extent cx="5078730" cy="9972040"/>
+            <wp:effectExtent l="0" t="0" r="7620" b="0"/>
+            <wp:docPr id="1403433948" name="Imagem 2"/>
+            <wp:cNvGraphicFramePr>
+              <a:graphicFrameLocks xmlns:a="http://schemas.openxmlformats.org/drawingml/2006/main" noChangeAspect="1"/>
+            </wp:cNvGraphicFramePr>
+            <a:graphic xmlns:a="http://schemas.openxmlformats.org/drawingml/2006/main">
+              <a:graphicData uri="http://schemas.openxmlformats.org/drawingml/2006/picture">
+                <pic:pic xmlns:pic="http://schemas.openxmlformats.org/drawingml/2006/picture">
+                  <pic:nvPicPr>
+                    <pic:cNvPr id="0" name="Picture 2"/>
+                    <pic:cNvPicPr>
+                      <a:picLocks noChangeAspect="1" noChangeArrowheads="1"/>
+                    </pic:cNvPicPr>
+                  </pic:nvPicPr>
+                  <pic:blipFill>
+                    <a:blip r:embed="rId7">
+                      <a:extLst>
+                        <a:ext uri="{28A0092B-C50C-407E-A947-70E740481C1C}">
+                          <a14:useLocalDpi xmlns:a14="http://schemas.microsoft.com/office/drawing/2010/main" val="0"/>
+                        </a:ext>
+                      </a:extLst>
+                    </a:blip>
+                    <a:srcRect/>
+                    <a:stretch>
+                      <a:fillRect/>
+                    </a:stretch>
+                  </pic:blipFill>
+                  <pic:spPr bwMode="auto">
+                    <a:xfrm>
+                      <a:off x="0" y="0"/>
+                      <a:ext cx="5078730" cy="9972040"/>
+                    </a:xfrm>
+                    <a:prstGeom prst="rect">
+                      <a:avLst/>
+                    </a:prstGeom>
+                    <a:noFill/>
+                    <a:ln>
+                      <a:noFill/>
+                    </a:ln>
+                  </pic:spPr>
+                </pic:pic>
+              </a:graphicData>
+            </a:graphic>
+          </wp:inline>
+        </w:drawing>
+      </w:r>
+      <w:r>
+        <w:rPr>
+          <w:noProof/>
+        </w:rPr>
+        <w:lastRenderedPageBreak/>
+        <w:drawing>
+          <wp:inline distT="0" distB="0" distL="0" distR="0" wp14:anchorId="1E08A072" wp14:editId="5C099152">
+            <wp:extent cx="5078730" cy="9972040"/>
+            <wp:effectExtent l="0" t="0" r="7620" b="0"/>
+            <wp:docPr id="636400112" name="Imagem 1"/>
+            <wp:cNvGraphicFramePr>
+              <a:graphicFrameLocks xmlns:a="http://schemas.openxmlformats.org/drawingml/2006/main" noChangeAspect="1"/>
+            </wp:cNvGraphicFramePr>
+            <a:graphic xmlns:a="http://schemas.openxmlformats.org/drawingml/2006/main">
+              <a:graphicData uri="http://schemas.openxmlformats.org/drawingml/2006/picture">
+                <pic:pic xmlns:pic="http://schemas.openxmlformats.org/drawingml/2006/picture">
+                  <pic:nvPicPr>
+                    <pic:cNvPr id="0" name="Picture 1"/>
+                    <pic:cNvPicPr>
+                      <a:picLocks noChangeAspect="1" noChangeArrowheads="1"/>
+                    </pic:cNvPicPr>
+                  </pic:nvPicPr>
+                  <pic:blipFill>
+                    <a:blip r:embed="rId8">
+                      <a:extLst>
+                        <a:ext uri="{28A0092B-C50C-407E-A947-70E740481C1C}">
+                          <a14:useLocalDpi xmlns:a14="http://schemas.microsoft.com/office/drawing/2010/main" val="0"/>
+                        </a:ext>
+                      </a:extLst>
+                    </a:blip>
+                    <a:srcRect/>
+                    <a:stretch>
+                      <a:fillRect/>
+                    </a:stretch>
+                  </pic:blipFill>
+                  <pic:spPr bwMode="auto">
+                    <a:xfrm>
+                      <a:off x="0" y="0"/>
+                      <a:ext cx="5078730" cy="9972040"/>
+                    </a:xfrm>
+                    <a:prstGeom prst="rect">
+                      <a:avLst/>
+                    </a:prstGeom>
+                    <a:noFill/>
+                    <a:ln>
+                      <a:noFill/>
+                    </a:ln>
+                  </pic:spPr>
+                </pic:pic>
+              </a:graphicData>
+            </a:graphic>
+          </wp:inline>
+        </w:drawing>
+      </w:r>
+    </w:p>
+    <w:p>
+      <w:r>
+        <w:lastRenderedPageBreak/>
+        <w:t xml:space="preserve"># </w:t>
+      </w:r>
+      <w:proofErr w:type="spellStart"/>
+      <w:r>
+        <w:t>Receitex</w:t>
+      </w:r>
+      <w:proofErr w:type="spellEnd"/>
+      <w:r>
+        <w:t xml:space="preserve"> - Texto de Explicação do App</w:t>
+      </w:r>
+    </w:p>
+    <w:p/>
+    <w:p>
+      <w:r>
+        <w:t>## Visão geral</w:t>
+      </w:r>
+    </w:p>
+    <w:p/>
+    <w:p>
+      <w:r>
+        <w:t>O **</w:t>
+      </w:r>
+      <w:proofErr w:type="spellStart"/>
+      <w:r>
+        <w:t>Receitex</w:t>
+      </w:r>
+      <w:proofErr w:type="spellEnd"/>
+      <w:r>
+        <w:t xml:space="preserve">** é um aplicativo mobile desenvolvido em </w:t>
+      </w:r>
+      <w:proofErr w:type="spellStart"/>
+      <w:r>
+        <w:t>React</w:t>
+      </w:r>
+      <w:proofErr w:type="spellEnd"/>
+      <w:r>
+        <w:t xml:space="preserve"> </w:t>
+      </w:r>
+      <w:proofErr w:type="spellStart"/>
+      <w:r>
+        <w:t>Native</w:t>
+      </w:r>
+      <w:proofErr w:type="spellEnd"/>
+      <w:r>
+        <w:t xml:space="preserve"> para ajudar o usuário a organizar e guardar as suas receitas médicas de forma prática e centralizada. A proposta do app é transformar o histórico de consultas, prescrições e medicamentos em um acervo pessoal acessível, estruturado e fácil de consultar a qualquer momento.</w:t>
+      </w:r>
+    </w:p>
+    <w:p/>
+    <w:p>
+      <w:r>
+        <w:t>Mais do que apenas armazenar documentos, o aplicativo oferece recursos para registrar médicos, pacientes, sintomas e categorias, além de gerar relatórios com estatísticas do histórico de saúde. Assim, o usuário consegue ter controle real sobre seu acompanhamento médico, com todas as informações importantes reunidas em um único lugar.</w:t>
+      </w:r>
+    </w:p>
+    <w:p/>
+    <w:p>
+      <w:r>
+        <w:t>## Descrição do aplicativo</w:t>
+      </w:r>
+    </w:p>
+    <w:p/>
+    <w:p>
+      <w:r>
+        <w:t xml:space="preserve">O </w:t>
+      </w:r>
+      <w:proofErr w:type="spellStart"/>
+      <w:r>
+        <w:t>Receitex</w:t>
+      </w:r>
+      <w:proofErr w:type="spellEnd"/>
+      <w:r>
+        <w:t xml:space="preserve"> funciona como um arquivo pessoal de receitas médicas. Dentro do app, o usuário pode cadastrar novas receitas, registrar o nome do médico e da especialidade, identificar o paciente, informar a data da consulta, descrever os sintomas e classificar por categorias. Também é possível fotografar ou importar uma imagem da receita física diretamente pelo aplicativo.</w:t>
+      </w:r>
+    </w:p>
+    <w:p/>
+    <w:p>
+      <w:r>
+        <w:t xml:space="preserve">Na tela inicial, o </w:t>
+      </w:r>
+      <w:proofErr w:type="spellStart"/>
+      <w:r>
+        <w:t>Receitex</w:t>
+      </w:r>
+      <w:proofErr w:type="spellEnd"/>
+      <w:r>
+        <w:t xml:space="preserve"> apresenta um painel com os principais números da coleção: total de receitas, médicos e pacientes cadastrados, além de um destaque para a última receita registrada. A navegação é simples e direta, com ações rápidas para adicionar receita, ver o histórico e consultar relatórios.</w:t>
+      </w:r>
+    </w:p>
+    <w:p/>
+    <w:p>
+      <w:r>
+        <w:t>## Objetivo principal</w:t>
+      </w:r>
+    </w:p>
+    <w:p/>
+    <w:p>
+      <w:r>
+        <w:t xml:space="preserve">O principal objetivo do </w:t>
+      </w:r>
+      <w:proofErr w:type="spellStart"/>
+      <w:r>
+        <w:t>Receitex</w:t>
+      </w:r>
+      <w:proofErr w:type="spellEnd"/>
+      <w:r>
+        <w:t xml:space="preserve"> é oferecer ao usuário um espaço pessoal para **guardar, organizar, consultar e acompanhar o histórico de receitas médicas**. O app foi pensado para pacientes, cuidadores e qualquer pessoa que precise manter o controle de consultas, prescrições e medicamentos de forma prática e confiável.</w:t>
+      </w:r>
+    </w:p>
+    <w:p/>
+    <w:p>
+      <w:r>
+        <w:t xml:space="preserve">Em vez de deixar receitas espalhadas em fotos, gavetas ou arquivos físicos, o </w:t>
+      </w:r>
+      <w:proofErr w:type="spellStart"/>
+      <w:r>
+        <w:t>Receitex</w:t>
+      </w:r>
+      <w:proofErr w:type="spellEnd"/>
+      <w:r>
+        <w:t xml:space="preserve"> centraliza tudo em um ambiente digital, intuitivo e bem organizado. Dessa forma, o aplicativo ajuda o usuário a construir um histórico médico pessoal completo, acessível a qualquer hora e com busca rápida.</w:t>
+      </w:r>
+    </w:p>
+    <w:p/>
+    <w:p>
+      <w:r>
+        <w:t>## Problema que o app resolve</w:t>
+      </w:r>
+    </w:p>
+    <w:p/>
+    <w:p>
+      <w:r>
+        <w:t>Muitas pessoas guardam receitas médicas de forma desorganizada: fotos no celular misturadas com outras imagens, papéis em locais diferentes, anotações avulsas sem contexto. Com o tempo, esse conteúdo fica difícil de encontrar, especialmente quando é necessário relembrar um medicamento prescrito, uma dosagem ou o nome de um especialista consultado.</w:t>
+      </w:r>
+    </w:p>
+    <w:p/>
+    <w:p>
+      <w:r>
+        <w:t xml:space="preserve">O </w:t>
+      </w:r>
+      <w:proofErr w:type="spellStart"/>
+      <w:r>
+        <w:t>Receitex</w:t>
+      </w:r>
+      <w:proofErr w:type="spellEnd"/>
+      <w:r>
+        <w:t xml:space="preserve"> resolve esse problema ao reunir tudo em um único aplicativo, permitindo:</w:t>
+      </w:r>
+    </w:p>
+    <w:p/>
+    <w:p>
+      <w:r>
+        <w:t>- armazenar receitas médicas em um só lugar;</w:t>
+      </w:r>
+    </w:p>
+    <w:p>
+      <w:r>
+        <w:t>- registrar o médico, a especialidade e o paciente;</w:t>
+      </w:r>
+    </w:p>
+    <w:p>
+      <w:r>
+        <w:t>- anotar sintomas e categorizar os atendimentos;</w:t>
+      </w:r>
+    </w:p>
+    <w:p>
+      <w:r>
+        <w:t>- fotografar ou importar a imagem da receita original;</w:t>
+      </w:r>
+    </w:p>
+    <w:p>
+      <w:r>
+        <w:t>- localizar rapidamente qualquer receita por nome, data ou sintoma;</w:t>
+      </w:r>
+    </w:p>
+    <w:p>
+      <w:r>
+        <w:t>- acompanhar estatísticas e o histórico de consultas ao longo do tempo.</w:t>
+      </w:r>
+    </w:p>
+    <w:p/>
+    <w:p>
+      <w:r>
+        <w:t>## Principais funcionalidades</w:t>
+      </w:r>
+    </w:p>
+    <w:p/>
+    <w:p>
+      <w:r>
+        <w:t>### 1. Cadastro de receitas médicas</w:t>
+      </w:r>
+    </w:p>
+    <w:p/>
+    <w:p>
+      <w:r>
+        <w:t>O usuário pode adicionar novas receitas de forma simples e estruturada, preenchendo:</w:t>
+      </w:r>
+    </w:p>
+    <w:p/>
+    <w:p>
+      <w:r>
+        <w:t>- nome do médico e especialidade;</w:t>
+      </w:r>
+    </w:p>
+    <w:p>
+      <w:r>
+        <w:t>- nome do paciente;</w:t>
+      </w:r>
+    </w:p>
+    <w:p>
+      <w:r>
+        <w:t>- data da consulta;</w:t>
+      </w:r>
+    </w:p>
+    <w:p>
+      <w:r>
+        <w:t>- descrição dos sintomas;</w:t>
+      </w:r>
+    </w:p>
+    <w:p>
+      <w:r>
+        <w:t xml:space="preserve">- categorias ou </w:t>
+      </w:r>
+      <w:proofErr w:type="spellStart"/>
+      <w:r>
+        <w:t>tags</w:t>
+      </w:r>
+      <w:proofErr w:type="spellEnd"/>
+      <w:r>
+        <w:t xml:space="preserve"> relacionadas aos sintomas.</w:t>
+      </w:r>
+    </w:p>
+    <w:p/>
+    <w:p>
+      <w:r>
+        <w:t>O fluxo é rápido e organizado, garantindo que cada receita tenha contexto suficiente para ser facilmente identificada depois.</w:t>
+      </w:r>
+    </w:p>
+    <w:p/>
+    <w:p>
+      <w:r>
+        <w:t>### 2. Foto da receita</w:t>
+      </w:r>
+    </w:p>
+    <w:p/>
+    <w:p>
+      <w:r>
+        <w:lastRenderedPageBreak/>
+        <w:t>Na tela de cadastro, o usuário pode fotografar a receita física com a câmera do celular ou importar uma imagem diretamente da galeria. Isso garante que o documento original fique vinculado ao registro digital, facilitando a consulta e o compartilhamento com outros profissionais de saúde.</w:t>
+      </w:r>
+    </w:p>
+    <w:p/>
+    <w:p>
+      <w:r>
+        <w:t>### 3. Edição e exclusão</w:t>
+      </w:r>
+    </w:p>
+    <w:p/>
+    <w:p>
+      <w:r>
+        <w:t>As receitas salvas podem ser editadas a qualquer momento, permitindo atualizar informações, corrigir dados ou adicionar novos detalhes. O app também oferece exclusão com confirmação, trazendo mais controle e segurança sobre o histórico registrado.</w:t>
+      </w:r>
+    </w:p>
+    <w:p/>
+    <w:p>
+      <w:r>
+        <w:t>### 4. Organização por categorias</w:t>
+      </w:r>
+    </w:p>
+    <w:p/>
+    <w:p>
+      <w:r>
+        <w:t>Cada receita pode receber uma ou mais categorias relacionadas aos sintomas ou condições tratadas, como hipertensão, dor de cabeça, alergia, dermatologia ou cardiologia. Esse recurso facilita a organização temática do histórico e melhora a busca por atendimentos específicos.</w:t>
+      </w:r>
+    </w:p>
+    <w:p/>
+    <w:p>
+      <w:r>
+        <w:t>### 5. Busca e filtros avançados</w:t>
+      </w:r>
+    </w:p>
+    <w:p/>
+    <w:p>
+      <w:r>
+        <w:t xml:space="preserve">O </w:t>
+      </w:r>
+      <w:proofErr w:type="spellStart"/>
+      <w:r>
+        <w:t>Receitex</w:t>
+      </w:r>
+      <w:proofErr w:type="spellEnd"/>
+      <w:r>
+        <w:t xml:space="preserve"> oferece mecanismos de busca e filtragem para localizar receitas com facilidade. O usuário pode pesquisar por:</w:t>
+      </w:r>
+    </w:p>
+    <w:p/>
+    <w:p>
+      <w:r>
+        <w:t>- nome do médico;</w:t>
+      </w:r>
+    </w:p>
+    <w:p>
+      <w:r>
+        <w:t>- nome do paciente;</w:t>
+      </w:r>
+    </w:p>
+    <w:p>
+      <w:r>
+        <w:t>- data da consulta;</w:t>
+      </w:r>
+    </w:p>
+    <w:p>
+      <w:r>
+        <w:t>- sintomas descritos;</w:t>
+      </w:r>
+    </w:p>
+    <w:p>
+      <w:r>
+        <w:t>- categoria.</w:t>
+      </w:r>
+    </w:p>
+    <w:p/>
+    <w:p>
+      <w:r>
+        <w:t>Os filtros rápidos disponíveis na tela de listagem permitem navegar e segmentar o histórico de forma ágil.</w:t>
+      </w:r>
+    </w:p>
+    <w:p/>
+    <w:p>
+      <w:r>
+        <w:t>### 6. Visualização da coleção</w:t>
+      </w:r>
+    </w:p>
+    <w:p/>
+    <w:p>
+      <w:r>
+        <w:t>As receitas ficam disponíveis em uma lista organizada e com visualização clara, exibindo o nome do médico, especialidade, paciente, data, resumo dos sintomas e as categorias associadas. O usuário pode abrir qualquer registro, explorar os detalhes e interagir com o conteúdo de maneira prática.</w:t>
+      </w:r>
+    </w:p>
+    <w:p/>
+    <w:p>
+      <w:r>
+        <w:t>### 7. Relatórios e estatísticas</w:t>
+      </w:r>
+    </w:p>
+    <w:p/>
+    <w:p>
+      <w:r>
+        <w:t>Um dos principais diferenciais do app é a área de relatórios, que apresenta informações consolidadas sobre o histórico de consultas, como:</w:t>
+      </w:r>
+    </w:p>
+    <w:p/>
+    <w:p>
+      <w:r>
+        <w:t>- total de receitas cadastradas;</w:t>
+      </w:r>
+    </w:p>
+    <w:p>
+      <w:r>
+        <w:t>- total de médicos e pacientes registrados;</w:t>
+      </w:r>
+    </w:p>
+    <w:p>
+      <w:r>
+        <w:t>- período dos registros, do mais antigo ao mais recente;</w:t>
+      </w:r>
+    </w:p>
+    <w:p>
+      <w:r>
+        <w:t>- médicos mais frequentes, com ranking visual;</w:t>
+      </w:r>
+    </w:p>
+    <w:p>
+      <w:r>
+        <w:t>- pacientes com mais consultas registradas;</w:t>
+      </w:r>
+    </w:p>
+    <w:p>
+      <w:r>
+        <w:t>- categorias de sintomas mais recorrentes;</w:t>
+      </w:r>
+    </w:p>
+    <w:p>
+      <w:r>
+        <w:t>- receitas mais recentes.</w:t>
+      </w:r>
+    </w:p>
+    <w:p/>
+    <w:p>
+      <w:r>
+        <w:t>Esses dados ajudam o usuário a enxergar padrões no seu histórico de saúde e a ter uma visão mais completa do acompanhamento médico ao longo do tempo.</w:t>
+      </w:r>
+    </w:p>
+    <w:p/>
+    <w:p>
+      <w:r>
+        <w:t>### 8. Painel inicial com resumo</w:t>
+      </w:r>
+    </w:p>
+    <w:p/>
+    <w:p>
+      <w:r>
+        <w:t>Na tela principal, o app exibe um painel com os principais indicadores da coleção: total de receitas, médicos e pacientes cadastrados. Quando há receitas registradas, o app também destaca a última consulta, criando uma experiência mais dinâmica e informativa logo na abertura. Esse detalhe reforça o propósito do produto e aproxima o usuário do seu histórico de saúde.</w:t>
+      </w:r>
+    </w:p>
+    <w:p/>
+    <w:p>
+      <w:r>
+        <w:t>### 9. Versão sem anúncios</w:t>
+      </w:r>
+    </w:p>
+    <w:p/>
+    <w:p>
+      <w:r>
+        <w:t>O aplicativo possui um modelo de monetização com anúncios e também oferece uma opção de **compra única** para remover propagandas. Assim, o usuário pode escolher entre utilizar a versão com anúncios ou desbloquear uma experiência mais limpa, sem interrupções.</w:t>
+      </w:r>
+    </w:p>
+    <w:p/>
+    <w:p>
+      <w:r>
+        <w:t xml:space="preserve">## Diferenciais do </w:t>
+      </w:r>
+      <w:proofErr w:type="spellStart"/>
+      <w:r>
+        <w:t>Receitex</w:t>
+      </w:r>
+      <w:proofErr w:type="spellEnd"/>
+    </w:p>
+    <w:p/>
+    <w:p>
+      <w:r>
+        <w:t>Entre os principais diferenciais do app, destacam-se:</w:t>
+      </w:r>
+    </w:p>
+    <w:p/>
+    <w:p>
+      <w:r>
+        <w:lastRenderedPageBreak/>
+        <w:t>- foco no acompanhamento médico pessoal e na organização da saúde;</w:t>
+      </w:r>
+    </w:p>
+    <w:p>
+      <w:r>
+        <w:t>- registro completo com médico, paciente, sintomas, categorias e foto da receita;</w:t>
+      </w:r>
+    </w:p>
+    <w:p>
+      <w:r>
+        <w:t>- interface moderna, limpa e fácil de usar;</w:t>
+      </w:r>
+    </w:p>
+    <w:p>
+      <w:r>
+        <w:t>- armazenamento local das informações no dispositivo;</w:t>
+      </w:r>
+    </w:p>
+    <w:p>
+      <w:r>
+        <w:t>- busca e filtros eficientes para localizar qualquer receita rapidamente;</w:t>
+      </w:r>
+    </w:p>
+    <w:p>
+      <w:r>
+        <w:t>- relatórios que transformam um histórico de consultas em informação útil e visual.</w:t>
+      </w:r>
+    </w:p>
+    <w:p/>
+    <w:p>
+      <w:r>
+        <w:t>## Público-alvo</w:t>
+      </w:r>
+    </w:p>
+    <w:p/>
+    <w:p>
+      <w:r>
+        <w:t xml:space="preserve">O </w:t>
+      </w:r>
+      <w:proofErr w:type="spellStart"/>
+      <w:r>
+        <w:t>Receitex</w:t>
+      </w:r>
+      <w:proofErr w:type="spellEnd"/>
+      <w:r>
+        <w:t xml:space="preserve"> pode ser utilizado por diferentes perfis de pessoas, especialmente:</w:t>
+      </w:r>
+    </w:p>
+    <w:p/>
+    <w:p>
+      <w:r>
+        <w:t>- pacientes que precisam manter o controle de receitas e medicamentos prescritos;</w:t>
+      </w:r>
+    </w:p>
+    <w:p>
+      <w:r>
+        <w:t>- cuidadores que acompanham a saúde de familiares ou dependentes;</w:t>
+      </w:r>
+    </w:p>
+    <w:p>
+      <w:r>
+        <w:t>- pessoas com histórico de condições crônicas e múltiplos especialistas;</w:t>
+      </w:r>
+    </w:p>
+    <w:p>
+      <w:r>
+        <w:t>- qualquer pessoa que queira ter o seu histórico médico organizado e acessível no celular.</w:t>
+      </w:r>
+    </w:p>
+    <w:p/>
+    <w:p>
+      <w:r>
+        <w:t>## Tom e proposta de valor</w:t>
+      </w:r>
+    </w:p>
+    <w:p/>
+    <w:p>
+      <w:r>
+        <w:t>O app transmite uma proposta simples e direta: **suas receitas, organizadas**. Sua proposta de valor está em oferecer um ambiente digital em que consultas, prescrições e informações de saúde deixam de ser registros soltos e passam a compor um histórico estruturado, pesquisável e sempre disponível.</w:t>
+      </w:r>
+    </w:p>
+    <w:p/>
+    <w:p>
+      <w:r>
+        <w:t xml:space="preserve">O </w:t>
+      </w:r>
+      <w:proofErr w:type="spellStart"/>
+      <w:r>
+        <w:t>Receitex</w:t>
+      </w:r>
+      <w:proofErr w:type="spellEnd"/>
+      <w:r>
+        <w:t xml:space="preserve"> une praticidade, organização e controle em uma única experiência. Ele ajuda o usuário a registrar cada consulta de forma completa, localizar qualquer receita em segundos e enxergar, por meio dos relatórios, o seu padrão de acompanhamento médico ao longo do tempo.</w:t>
+      </w:r>
+    </w:p>
+    <w:p/>
+    <w:p>
+      <w:r>
+        <w:t>## Texto-base resumido para materiais de divulgação</w:t>
+      </w:r>
+    </w:p>
+    <w:p/>
+    <w:p>
+      <w:r>
+        <w:t xml:space="preserve">O </w:t>
+      </w:r>
+      <w:proofErr w:type="spellStart"/>
+      <w:r>
+        <w:t>Receitex</w:t>
+      </w:r>
+      <w:proofErr w:type="spellEnd"/>
+      <w:r>
+        <w:t xml:space="preserve"> é um aplicativo mobile criado para quem precisa organizar receitas médicas, histórico de consultas e informações de saúde de forma prática e centralizada. Com ele, o usuário pode cadastrar receitas, registrar o médico e a especialidade, identificar o paciente, descrever sintomas, categorizar os atendimentos e fotografar a receita original diretamente pelo celular. O app também oferece busca com filtros por nome, data e sintoma, além de relatórios com estatísticas como médicos mais frequentes, categorias mais recorrentes e período de consultas. Com interface moderna e proposta direta, o </w:t>
+      </w:r>
+      <w:proofErr w:type="spellStart"/>
+      <w:r>
+        <w:t>Receitex</w:t>
+      </w:r>
+      <w:proofErr w:type="spellEnd"/>
+      <w:r>
+        <w:t xml:space="preserve"> transforma um histórico médico disperso em uma coleção organizada, acessível e fácil de consultar a qualquer hora.</w:t>
+      </w:r>
+    </w:p>
+    <w:p/>
+    <w:p>
+      <w:r>
+        <w:t>## Texto-base mais envolvente para vídeo, infográfico ou podcast</w:t>
+      </w:r>
+    </w:p>
+    <w:p/>
+    <w:p>
+      <w:r>
+        <w:t xml:space="preserve">Você sabe exatamente onde estão as suas receitas médicas? Para a maioria das pessoas, esse conteúdo fica espalhado em fotos no celular, papéis em gavetas e anotações soltas que se perdem com o tempo. O </w:t>
+      </w:r>
+      <w:proofErr w:type="spellStart"/>
+      <w:r>
+        <w:t>Receitex</w:t>
+      </w:r>
+      <w:proofErr w:type="spellEnd"/>
+      <w:r>
+        <w:t xml:space="preserve"> surge para mudar isso. O aplicativo permite que cada usuário monte o seu próprio arquivo pessoal de receitas médicas, com organização simples e consulta rápida. Nele, é possível cadastrar consultas, registrar médicos e especialidades, identificar pacientes, descrever sintomas, categorizar atendimentos e até fotografar a receita original. Com busca por nome, data ou sintoma e relatórios que mostram os médicos mais frequentes, as categorias mais recorrentes e o histórico ao longo do tempo, o </w:t>
+      </w:r>
+      <w:proofErr w:type="spellStart"/>
+      <w:r>
+        <w:t>Receitex</w:t>
+      </w:r>
+      <w:proofErr w:type="spellEnd"/>
+      <w:r>
+        <w:t xml:space="preserve"> transforma informações de saúde espalhadas em um histórico organizado, completo e sempre acessível. É um app pensado para quem quer ter controle real sobre o próprio acompanhamento médico, sem complicação.</w:t>
       </w:r>
     </w:p>
     <w:sectPr>
